--- a/public/Resume-Julio-Santos.docx
+++ b/public/Resume-Julio-Santos.docx
@@ -4,629 +4,569 @@
   <w:body>
     <w:p>
       <w:pPr>
-        <w:spacing w:before="0" w:after="40"/>
+        <w:spacing w:after="40" w:line="276" w:lineRule="auto"/>
         <w:jc w:val="center"/>
       </w:pPr>
       <w:r>
         <w:rPr>
-          <w:rFonts w:ascii="Arial" w:hAnsi="Arial"/>
+          <w:rFonts w:ascii="Calibri" w:hAnsi="Calibri"/>
           <w:b/>
-          <w:color w:val="5B21B6"/>
-          <w:sz w:val="44"/>
+          <w:color w:val="3730A3"/>
+          <w:sz w:val="36"/>
         </w:rPr>
         <w:t>Júlio Santos</w:t>
       </w:r>
     </w:p>
     <w:p>
       <w:pPr>
-        <w:spacing w:before="0" w:after="120"/>
+        <w:spacing w:after="40" w:line="276" w:lineRule="auto"/>
         <w:jc w:val="center"/>
       </w:pPr>
       <w:r>
         <w:rPr>
-          <w:rFonts w:ascii="Arial" w:hAnsi="Arial"/>
+          <w:rFonts w:ascii="Calibri" w:hAnsi="Calibri"/>
           <w:b/>
-          <w:color w:val="78716C"/>
-          <w:sz w:val="26"/>
+          <w:color w:val="1F2937"/>
+          <w:sz w:val="22"/>
         </w:rPr>
         <w:t>Full Stack &amp; DevOps Developer</w:t>
       </w:r>
     </w:p>
     <w:p>
       <w:pPr>
-        <w:spacing w:before="0" w:after="360"/>
+        <w:spacing w:after="160" w:line="276" w:lineRule="auto"/>
         <w:jc w:val="center"/>
       </w:pPr>
       <w:r>
         <w:rPr>
-          <w:rFonts w:ascii="Arial" w:hAnsi="Arial"/>
-          <w:color w:val="1C1917"/>
-          <w:sz w:val="19"/>
+          <w:rFonts w:ascii="Calibri" w:hAnsi="Calibri"/>
+          <w:b w:val="0"/>
+          <w:color w:val="4B5563"/>
+          <w:sz w:val="18"/>
         </w:rPr>
-        <w:t>Paulista, PE — Brazil  |  +55 (81) 98660-1822  |  juliorasantos@gmail.com</w:t>
+        <w:t>Paulista, PE — Brazil | +55 (81) 98660-1822 | juliorasantos@gmail.com</w:t>
         <w:br/>
-        <w:t>linkedin.com/in/juliorasantos  |  github.com/Shuralot</w:t>
+        <w:t>linkedin.com/in/juliorasantos | github.com/Shuralot</w:t>
       </w:r>
     </w:p>
     <w:p>
       <w:pPr>
-        <w:keepNext/>
-        <w:pBdr>
-          <w:bottom w:val="single" w:sz="6" w:space="4" w:color="E7E5E4"/>
-        </w:pBdr>
-        <w:spacing w:before="240" w:after="160"/>
+        <w:spacing w:after="60" w:line="276" w:lineRule="auto"/>
+        <w:jc w:val="left"/>
       </w:pPr>
       <w:r>
         <w:rPr>
-          <w:rFonts w:ascii="Arial" w:hAnsi="Arial"/>
+          <w:rFonts w:ascii="Calibri" w:hAnsi="Calibri"/>
           <w:b/>
-          <w:color w:val="5B21B6"/>
-          <w:sz w:val="24"/>
+          <w:color w:val="3730A3"/>
+          <w:sz w:val="22"/>
         </w:rPr>
         <w:t>Professional Summary</w:t>
       </w:r>
     </w:p>
     <w:p>
       <w:pPr>
-        <w:spacing w:before="0" w:after="240"/>
+        <w:spacing w:after="120" w:line="276" w:lineRule="auto"/>
+        <w:jc w:val="left"/>
       </w:pPr>
       <w:r>
         <w:rPr>
-          <w:rFonts w:ascii="Arial" w:hAnsi="Arial"/>
-          <w:color w:val="1C1917"/>
-          <w:sz w:val="20"/>
+          <w:rFonts w:ascii="Calibri" w:hAnsi="Calibri"/>
+          <w:b w:val="0"/>
+          <w:color w:val="1F2937"/>
+          <w:sz w:val="19"/>
         </w:rPr>
-        <w:t>Software Engineer focusing on Full Stack development and specializing in DevOps practices. I hold a unique background combining a degree in Systems Analysis and Development, postgraduate specialization in DevOps at the prestigious CESAR School, and a Bachelor's degree in Psychology. This intersection enables me to go beyond syntax: I apply clinical active listening to capture real business needs, streamline team collaboration, and dissolve operational bottlenecks in agile environments. All of this is backed by strong hands-on technical skills in container orchestration, VPS provisioning, database tuning, and API design. Focused on optimizing the software development lifecycle (SDLC) while bridging engineering with human-centric goals.</w:t>
+        <w:t>Software Engineer focusing on Full Stack development and specializing in DevOps. Holds a unique background combining a degree in Systems Analysis and Development, postgraduate DevOps specialization at the prestigious CESAR School, and a Bachelor's degree in Psychology. This background enables me to apply active listening to identify core business requirements, enhance agile collaboration, and architect resilient systems with Docker containerization, performant APIs, and CI/CD automation.</w:t>
       </w:r>
     </w:p>
     <w:p>
       <w:pPr>
-        <w:keepNext/>
-        <w:pBdr>
-          <w:bottom w:val="single" w:sz="6" w:space="4" w:color="E7E5E4"/>
-        </w:pBdr>
-        <w:spacing w:before="240" w:after="160"/>
+        <w:spacing w:after="60" w:line="276" w:lineRule="auto"/>
+        <w:jc w:val="left"/>
       </w:pPr>
       <w:r>
         <w:rPr>
-          <w:rFonts w:ascii="Arial" w:hAnsi="Arial"/>
+          <w:rFonts w:ascii="Calibri" w:hAnsi="Calibri"/>
           <w:b/>
-          <w:color w:val="5B21B6"/>
-          <w:sz w:val="24"/>
+          <w:color w:val="3730A3"/>
+          <w:sz w:val="22"/>
         </w:rPr>
-        <w:t>Areas of Expertise</w:t>
+        <w:t>Technical Skills &amp; Expertise</w:t>
       </w:r>
     </w:p>
     <w:p>
       <w:pPr>
-        <w:pStyle w:val="ListBullet"/>
-        <w:spacing w:before="0" w:after="60"/>
+        <w:spacing w:after="40" w:line="276" w:lineRule="auto"/>
+        <w:jc w:val="left"/>
       </w:pPr>
       <w:r>
         <w:rPr>
-          <w:rFonts w:ascii="Arial" w:hAnsi="Arial"/>
-          <w:b/>
-          <w:color w:val="1C1917"/>
-          <w:sz w:val="20"/>
+          <w:rFonts w:ascii="Calibri" w:hAnsi="Calibri"/>
+          <w:b w:val="0"/>
+          <w:color w:val="1F2937"/>
+          <w:sz w:val="19"/>
         </w:rPr>
-        <w:t xml:space="preserve">Front-end: </w:t>
-      </w:r>
-      <w:r>
-        <w:rPr>
-          <w:rFonts w:ascii="Arial" w:hAnsi="Arial"/>
-          <w:color w:val="44403C"/>
-          <w:sz w:val="20"/>
-        </w:rPr>
-        <w:t>Next.js, React, Angular, TypeScript, JavaScript, HTML5/CSS3, Tailwind CSS, Bootstrap, Sass.</w:t>
+        <w:t>• Front-end: Next.js (App Router), React, TypeScript, JavaScript, HTML5/CSS3, Tailwind CSS, Angular, Bootstrap.</w:t>
       </w:r>
     </w:p>
     <w:p>
       <w:pPr>
-        <w:pStyle w:val="ListBullet"/>
-        <w:spacing w:before="0" w:after="60"/>
+        <w:spacing w:after="40" w:line="276" w:lineRule="auto"/>
+        <w:jc w:val="left"/>
       </w:pPr>
       <w:r>
         <w:rPr>
-          <w:rFonts w:ascii="Arial" w:hAnsi="Arial"/>
-          <w:b/>
-          <w:color w:val="1C1917"/>
-          <w:sz w:val="20"/>
+          <w:rFonts w:ascii="Calibri" w:hAnsi="Calibri"/>
+          <w:b w:val="0"/>
+          <w:color w:val="1F2937"/>
+          <w:sz w:val="19"/>
         </w:rPr>
-        <w:t xml:space="preserve">Back-end &amp; APIs: </w:t>
-      </w:r>
-      <w:r>
-        <w:rPr>
-          <w:rFonts w:ascii="Arial" w:hAnsi="Arial"/>
-          <w:color w:val="44403C"/>
-          <w:sz w:val="20"/>
-        </w:rPr>
-        <w:t>Node.js, Express, Python, Django, PyQt6 (Desktop GUI), REST APIs.</w:t>
+        <w:t>• Back-end &amp; APIs: Node.js, Express, Python, Django, REST APIs, WebSockets (Socket.IO), PyQt6 Desktop.</w:t>
       </w:r>
     </w:p>
     <w:p>
       <w:pPr>
-        <w:pStyle w:val="ListBullet"/>
-        <w:spacing w:before="0" w:after="60"/>
+        <w:spacing w:after="40" w:line="276" w:lineRule="auto"/>
+        <w:jc w:val="left"/>
       </w:pPr>
       <w:r>
         <w:rPr>
-          <w:rFonts w:ascii="Arial" w:hAnsi="Arial"/>
-          <w:b/>
-          <w:color w:val="1C1917"/>
-          <w:sz w:val="20"/>
+          <w:rFonts w:ascii="Calibri" w:hAnsi="Calibri"/>
+          <w:b w:val="0"/>
+          <w:color w:val="1F2937"/>
+          <w:sz w:val="19"/>
         </w:rPr>
-        <w:t xml:space="preserve">DevOps &amp; Infrastructure: </w:t>
-      </w:r>
-      <w:r>
-        <w:rPr>
-          <w:rFonts w:ascii="Arial" w:hAnsi="Arial"/>
-          <w:color w:val="44403C"/>
-          <w:sz w:val="20"/>
-        </w:rPr>
-        <w:t>Docker, Containerization, Linux Red Hat (RH-124), VPS Hosting, Web Servers, Continuous Integration (CI/CD).</w:t>
+        <w:t>• DevOps &amp; Infrastructure: Docker, Containerization, Linux Red Hat (RH-124), VPS Hosting, Web Servers, CI/CD, Cloudflare Tunnels.</w:t>
       </w:r>
     </w:p>
     <w:p>
       <w:pPr>
-        <w:pStyle w:val="ListBullet"/>
-        <w:spacing w:before="0" w:after="60"/>
+        <w:spacing w:after="40" w:line="276" w:lineRule="auto"/>
+        <w:jc w:val="left"/>
       </w:pPr>
       <w:r>
         <w:rPr>
-          <w:rFonts w:ascii="Arial" w:hAnsi="Arial"/>
-          <w:b/>
-          <w:color w:val="1C1917"/>
-          <w:sz w:val="20"/>
+          <w:rFonts w:ascii="Calibri" w:hAnsi="Calibri"/>
+          <w:b w:val="0"/>
+          <w:color w:val="1F2937"/>
+          <w:sz w:val="19"/>
         </w:rPr>
-        <w:t xml:space="preserve">Databases &amp; Cloud: </w:t>
-      </w:r>
-      <w:r>
-        <w:rPr>
-          <w:rFonts w:ascii="Arial" w:hAnsi="Arial"/>
-          <w:color w:val="44403C"/>
-          <w:sz w:val="20"/>
-        </w:rPr>
-        <w:t>PostgreSQL, MySQL, Supabase, Firebase, Railway Deployments, Whitenoise static serving.</w:t>
+        <w:t>• Databases &amp; Cloud: PostgreSQL, MySQL, Prisma ORM, Firebase, Supabase, Railway Deployments.</w:t>
       </w:r>
     </w:p>
     <w:p>
       <w:pPr>
-        <w:pStyle w:val="ListBullet"/>
-        <w:spacing w:before="0" w:after="60"/>
+        <w:spacing w:after="120" w:line="276" w:lineRule="auto"/>
+        <w:jc w:val="left"/>
       </w:pPr>
       <w:r>
         <w:rPr>
-          <w:rFonts w:ascii="Arial" w:hAnsi="Arial"/>
-          <w:b/>
-          <w:color w:val="1C1917"/>
-          <w:sz w:val="20"/>
+          <w:rFonts w:ascii="Calibri" w:hAnsi="Calibri"/>
+          <w:b w:val="0"/>
+          <w:color w:val="1F2937"/>
+          <w:sz w:val="19"/>
         </w:rPr>
-        <w:t xml:space="preserve">Soft Skills: </w:t>
-      </w:r>
-      <w:r>
-        <w:rPr>
-          <w:rFonts w:ascii="Arial" w:hAnsi="Arial"/>
-          <w:color w:val="44403C"/>
-          <w:sz w:val="20"/>
-        </w:rPr>
-        <w:t>Empathetic Communication, Active Listening, Complex Problem Solving, Scrum, Kanban, Git/GitHub.</w:t>
+        <w:t>• Methodologies &amp; Soft Skills: Active Listening, Empathetic Communication, Complex Problem Solving, Scrum, Kanban, Git/GitHub.</w:t>
       </w:r>
     </w:p>
     <w:p>
       <w:pPr>
-        <w:keepNext/>
-        <w:pBdr>
-          <w:bottom w:val="single" w:sz="6" w:space="4" w:color="E7E5E4"/>
-        </w:pBdr>
-        <w:spacing w:before="240" w:after="160"/>
+        <w:spacing w:after="60" w:line="276" w:lineRule="auto"/>
+        <w:jc w:val="left"/>
       </w:pPr>
       <w:r>
         <w:rPr>
-          <w:rFonts w:ascii="Arial" w:hAnsi="Arial"/>
+          <w:rFonts w:ascii="Calibri" w:hAnsi="Calibri"/>
           <w:b/>
-          <w:color w:val="5B21B6"/>
-          <w:sz w:val="24"/>
+          <w:color w:val="3730A3"/>
+          <w:sz w:val="22"/>
+        </w:rPr>
+        <w:t>Featured Projects</w:t>
+      </w:r>
+    </w:p>
+    <w:p>
+      <w:pPr>
+        <w:spacing w:after="40" w:line="276" w:lineRule="auto"/>
+        <w:jc w:val="left"/>
+      </w:pPr>
+      <w:r>
+        <w:rPr>
+          <w:rFonts w:ascii="Calibri" w:hAnsi="Calibri"/>
+          <w:b/>
+          <w:color w:val="1F2937"/>
+          <w:sz w:val="20"/>
+        </w:rPr>
+        <w:t>Batatoom! — Real-time Multiplayer Word Game | github.com/Shuralot/Batatoom</w:t>
+      </w:r>
+    </w:p>
+    <w:p>
+      <w:pPr>
+        <w:spacing w:after="40" w:line="276" w:lineRule="auto"/>
+        <w:jc w:val="left"/>
+      </w:pPr>
+      <w:r>
+        <w:rPr>
+          <w:rFonts w:ascii="Calibri" w:hAnsi="Calibri"/>
+          <w:b w:val="0"/>
+          <w:color w:val="64748B"/>
+          <w:sz w:val="17"/>
+        </w:rPr>
+        <w:t>Stack: Node.js, Express, Socket.IO, WebSockets, Web Audio API, Cloudflare Tunnels</w:t>
+      </w:r>
+    </w:p>
+    <w:p>
+      <w:pPr>
+        <w:spacing w:after="40" w:line="276" w:lineRule="auto"/>
+        <w:jc w:val="left"/>
+      </w:pPr>
+      <w:r>
+        <w:rPr>
+          <w:rFonts w:ascii="Calibri" w:hAnsi="Calibri"/>
+          <w:b w:val="0"/>
+          <w:color w:val="1F2937"/>
+          <w:sz w:val="19"/>
+        </w:rPr>
+        <w:t>• Problem &amp; Solution: Real-time vocabulary party game connecting players across browsers, smartphones, and large living-room TV displays.</w:t>
+      </w:r>
+    </w:p>
+    <w:p>
+      <w:pPr>
+        <w:spacing w:after="40" w:line="276" w:lineRule="auto"/>
+        <w:jc w:val="left"/>
+      </w:pPr>
+      <w:r>
+        <w:rPr>
+          <w:rFonts w:ascii="Calibri" w:hAnsi="Calibri"/>
+          <w:b w:val="0"/>
+          <w:color w:val="1F2937"/>
+          <w:sz w:val="19"/>
+        </w:rPr>
+        <w:t>• Engineering &amp; Architecture: Event-driven WebSockets architecture; in-memory lexical engine validating 403k+ terms in O(1) (&lt;1ms) via Sets/HashMaps and Unicode NFD normalization; 100% procedural audio synthesized via Web Audio API (0 KB audio assets); authoritative server-side FSM preventing cheating with live-typing streams; Cloudflare Tunnels and dynamic QR Code for instant zero-config room entry.</w:t>
+      </w:r>
+    </w:p>
+    <w:p>
+      <w:pPr>
+        <w:spacing w:after="80" w:line="276" w:lineRule="auto"/>
+        <w:jc w:val="left"/>
+      </w:pPr>
+      <w:r>
+        <w:rPr>
+          <w:rFonts w:ascii="Calibri" w:hAnsi="Calibri"/>
+          <w:b w:val="0"/>
+          <w:color w:val="1F2937"/>
+          <w:sz w:val="19"/>
+        </w:rPr>
+        <w:t>• Impact: Smooth multi-device party game experience with sub-millisecond game logic and zero installation friction.</w:t>
+      </w:r>
+    </w:p>
+    <w:p>
+      <w:pPr>
+        <w:spacing w:after="40" w:line="276" w:lineRule="auto"/>
+        <w:jc w:val="left"/>
+      </w:pPr>
+      <w:r>
+        <w:rPr>
+          <w:rFonts w:ascii="Calibri" w:hAnsi="Calibri"/>
+          <w:b/>
+          <w:color w:val="1F2937"/>
+          <w:sz w:val="20"/>
+        </w:rPr>
+        <w:t>OdontoVieira Dental Clinic — Web Platform &amp; Local SEO | clinicaodontovieira.com.br</w:t>
+      </w:r>
+    </w:p>
+    <w:p>
+      <w:pPr>
+        <w:spacing w:after="40" w:line="276" w:lineRule="auto"/>
+        <w:jc w:val="left"/>
+      </w:pPr>
+      <w:r>
+        <w:rPr>
+          <w:rFonts w:ascii="Calibri" w:hAnsi="Calibri"/>
+          <w:b w:val="0"/>
+          <w:color w:val="64748B"/>
+          <w:sz w:val="17"/>
+        </w:rPr>
+        <w:t>Stack: Next.js (App Router), React, TypeScript, Tailwind CSS, Google Tag Manager</w:t>
+      </w:r>
+    </w:p>
+    <w:p>
+      <w:pPr>
+        <w:spacing w:after="40" w:line="276" w:lineRule="auto"/>
+        <w:jc w:val="left"/>
+      </w:pPr>
+      <w:r>
+        <w:rPr>
+          <w:rFonts w:ascii="Calibri" w:hAnsi="Calibri"/>
+          <w:b w:val="0"/>
+          <w:color w:val="1F2937"/>
+          <w:sz w:val="19"/>
+        </w:rPr>
+        <w:t>• Problem &amp; Solution: High-performance institutional web application and organic patient acquisition system for a dental clinic.</w:t>
+      </w:r>
+    </w:p>
+    <w:p>
+      <w:pPr>
+        <w:spacing w:after="40" w:line="276" w:lineRule="auto"/>
+        <w:jc w:val="left"/>
+      </w:pPr>
+      <w:r>
+        <w:rPr>
+          <w:rFonts w:ascii="Calibri" w:hAnsi="Calibri"/>
+          <w:b w:val="0"/>
+          <w:color w:val="1F2937"/>
+          <w:sz w:val="19"/>
+        </w:rPr>
+        <w:t>• Engineering &amp; Architecture: Next.js hybrid static architecture (SSG) engineered for Core Web Vitals; structured local technical SEO with JSON-LD Schema markup; instrumented with Google Tag Manager (GTM) for conversion tracking (CRO) linked directly to WhatsApp scheduling.</w:t>
+      </w:r>
+    </w:p>
+    <w:p>
+      <w:pPr>
+        <w:spacing w:after="80" w:line="276" w:lineRule="auto"/>
+        <w:jc w:val="left"/>
+      </w:pPr>
+      <w:r>
+        <w:rPr>
+          <w:rFonts w:ascii="Calibri" w:hAnsi="Calibri"/>
+          <w:b w:val="0"/>
+          <w:color w:val="1F2937"/>
+          <w:sz w:val="19"/>
+        </w:rPr>
+        <w:t>• Impact: Instant load times, prominent local search ranking, and verified growth in inbound qualified patient inquiries.</w:t>
+      </w:r>
+    </w:p>
+    <w:p>
+      <w:pPr>
+        <w:spacing w:after="40" w:line="276" w:lineRule="auto"/>
+        <w:jc w:val="left"/>
+      </w:pPr>
+      <w:r>
+        <w:rPr>
+          <w:rFonts w:ascii="Calibri" w:hAnsi="Calibri"/>
+          <w:b/>
+          <w:color w:val="1F2937"/>
+          <w:sz w:val="20"/>
+        </w:rPr>
+        <w:t>Ragnar AI-vs-AI Testing Suite — Adversarial Audit Platform | github.com/Shuralot/TrackTest</w:t>
+      </w:r>
+    </w:p>
+    <w:p>
+      <w:pPr>
+        <w:spacing w:after="40" w:line="276" w:lineRule="auto"/>
+        <w:jc w:val="left"/>
+      </w:pPr>
+      <w:r>
+        <w:rPr>
+          <w:rFonts w:ascii="Calibri" w:hAnsi="Calibri"/>
+          <w:b w:val="0"/>
+          <w:color w:val="64748B"/>
+          <w:sz w:val="17"/>
+        </w:rPr>
+        <w:t>Stack: Next.js, TypeScript, PostgreSQL, Prisma ORM, Socket.IO, Evolution API, Docker</w:t>
+      </w:r>
+    </w:p>
+    <w:p>
+      <w:pPr>
+        <w:spacing w:after="40" w:line="276" w:lineRule="auto"/>
+        <w:jc w:val="left"/>
+      </w:pPr>
+      <w:r>
+        <w:rPr>
+          <w:rFonts w:ascii="Calibri" w:hAnsi="Calibri"/>
+          <w:b w:val="0"/>
+          <w:color w:val="1F2937"/>
+          <w:sz w:val="19"/>
+        </w:rPr>
+        <w:t>• Problem &amp; Solution: Platform to orchestrate, audit, and benchmark adversarial interactions between conversational AI models via WhatsApp.</w:t>
+      </w:r>
+    </w:p>
+    <w:p>
+      <w:pPr>
+        <w:spacing w:after="40" w:line="276" w:lineRule="auto"/>
+        <w:jc w:val="left"/>
+      </w:pPr>
+      <w:r>
+        <w:rPr>
+          <w:rFonts w:ascii="Calibri" w:hAnsi="Calibri"/>
+          <w:b w:val="0"/>
+          <w:color w:val="1F2937"/>
+          <w:sz w:val="19"/>
+        </w:rPr>
+        <w:t>• Engineering &amp; Architecture: Full-stack Next.js and TypeScript application backed by PostgreSQL and Prisma ORM; WhatsApp interaction simulation via Evolution API; real-time test telemetry and log streaming over Socket.IO; automated vulnerability scoring and token usage analytics.</w:t>
+      </w:r>
+    </w:p>
+    <w:p>
+      <w:pPr>
+        <w:spacing w:after="120" w:line="276" w:lineRule="auto"/>
+        <w:jc w:val="left"/>
+      </w:pPr>
+      <w:r>
+        <w:rPr>
+          <w:rFonts w:ascii="Calibri" w:hAnsi="Calibri"/>
+          <w:b w:val="0"/>
+          <w:color w:val="1F2937"/>
+          <w:sz w:val="19"/>
+        </w:rPr>
+        <w:t>• Impact: Automated AI agent validation pipeline, pinpointing prompt regressions and security vulnerabilities prior to production releases.</w:t>
+      </w:r>
+    </w:p>
+    <w:p>
+      <w:pPr>
+        <w:spacing w:after="60" w:line="276" w:lineRule="auto"/>
+        <w:jc w:val="left"/>
+      </w:pPr>
+      <w:r>
+        <w:rPr>
+          <w:rFonts w:ascii="Calibri" w:hAnsi="Calibri"/>
+          <w:b/>
+          <w:color w:val="3730A3"/>
+          <w:sz w:val="22"/>
         </w:rPr>
         <w:t>Professional Experience</w:t>
       </w:r>
     </w:p>
     <w:p>
       <w:pPr>
-        <w:keepNext/>
-        <w:spacing w:before="80" w:after="80"/>
+        <w:spacing w:after="40" w:line="276" w:lineRule="auto"/>
+        <w:jc w:val="left"/>
       </w:pPr>
       <w:r>
         <w:rPr>
-          <w:rFonts w:ascii="Arial" w:hAnsi="Arial"/>
+          <w:rFonts w:ascii="Calibri" w:hAnsi="Calibri"/>
           <w:b/>
-          <w:color w:val="1C1917"/>
-          <w:sz w:val="22"/>
+          <w:color w:val="1F2937"/>
+          <w:sz w:val="20"/>
         </w:rPr>
-        <w:t>Freelance Developer</w:t>
-      </w:r>
-      <w:r>
-        <w:rPr>
-          <w:rFonts w:ascii="Arial" w:hAnsi="Arial"/>
-          <w:color w:val="78716C"/>
-          <w:sz w:val="19"/>
-        </w:rPr>
-        <w:t xml:space="preserve">  |  Self-Employed  |  Remote</w:t>
-      </w:r>
-      <w:r>
-        <w:rPr>
-          <w:rFonts w:ascii="Arial" w:hAnsi="Arial"/>
-          <w:i/>
-          <w:color w:val="5B21B6"/>
-          <w:sz w:val="19"/>
-        </w:rPr>
-        <w:t xml:space="preserve"> (Jan 2026 — Present)</w:t>
+        <w:t>Freelance Software Developer | Self-Employed | Remote (Jan 2026 — Present)</w:t>
       </w:r>
     </w:p>
     <w:p>
       <w:pPr>
-        <w:pStyle w:val="ListBullet"/>
-        <w:spacing w:before="0" w:after="60"/>
+        <w:spacing w:after="80" w:line="276" w:lineRule="auto"/>
+        <w:jc w:val="left"/>
       </w:pPr>
       <w:r>
         <w:rPr>
-          <w:rFonts w:ascii="Arial" w:hAnsi="Arial"/>
-          <w:color w:val="44403C"/>
+          <w:rFonts w:ascii="Calibri" w:hAnsi="Calibri"/>
+          <w:b w:val="0"/>
+          <w:color w:val="1F2937"/>
           <w:sz w:val="19"/>
         </w:rPr>
-        <w:t>Developing customized web systems focusing on page speed, responsiveness, and clean code architectures.</w:t>
+        <w:t>• Developing customized web systems focusing on page speed, local SEO, responsive design, and maintainable architectures.</w:t>
+        <w:br/>
+        <w:t>• Creating tailored web scrapers and automation tools to optimize operational workflows.</w:t>
+        <w:br/>
+        <w:t>• Integrating payment gateways, customer conversion funnels, and custom e-commerce structures.</w:t>
       </w:r>
     </w:p>
     <w:p>
       <w:pPr>
-        <w:pStyle w:val="ListBullet"/>
-        <w:spacing w:before="0" w:after="60"/>
+        <w:spacing w:after="40" w:line="276" w:lineRule="auto"/>
+        <w:jc w:val="left"/>
       </w:pPr>
       <w:r>
         <w:rPr>
-          <w:rFonts w:ascii="Arial" w:hAnsi="Arial"/>
-          <w:color w:val="44403C"/>
-          <w:sz w:val="19"/>
+          <w:rFonts w:ascii="Calibri" w:hAnsi="Calibri"/>
+          <w:b/>
+          <w:color w:val="1F2937"/>
+          <w:sz w:val="20"/>
         </w:rPr>
-        <w:t>Creating tailored web scrapers and automation tools to optimize sales and operations pipelines.</w:t>
+        <w:t>Full Stack Developer &amp; Implementer | AI Atende | Piedade, Jaboatão, PE (2025 — 2026)</w:t>
       </w:r>
     </w:p>
     <w:p>
       <w:pPr>
-        <w:pStyle w:val="ListBullet"/>
-        <w:spacing w:before="0" w:after="60"/>
+        <w:spacing w:after="120" w:line="276" w:lineRule="auto"/>
+        <w:jc w:val="left"/>
       </w:pPr>
       <w:r>
         <w:rPr>
-          <w:rFonts w:ascii="Arial" w:hAnsi="Arial"/>
-          <w:color w:val="44403C"/>
+          <w:rFonts w:ascii="Calibri" w:hAnsi="Calibri"/>
+          <w:b w:val="0"/>
+          <w:color w:val="1F2937"/>
           <w:sz w:val="19"/>
         </w:rPr>
-        <w:t>Integrating payment gateways and developing custom e-commerce structures.</w:t>
+        <w:t>• Developed full-stack modules in JS/TSX for AI-powered customer service environments.</w:t>
+        <w:br/>
+        <w:t>• Designed prompt engineering logic and human-computer interactions for automated conversation flows.</w:t>
+        <w:br/>
+        <w:t>• Administered VPS instances and orchestrated microservices running in Docker containers.</w:t>
+        <w:br/>
+        <w:t>• Automated CRM funnels (Kommo), integrating messaging channels to enhance response times and client routing.</w:t>
       </w:r>
     </w:p>
     <w:p>
       <w:pPr>
-        <w:pStyle w:val="ListBullet"/>
-        <w:spacing w:before="0" w:after="60"/>
+        <w:spacing w:after="60" w:line="276" w:lineRule="auto"/>
+        <w:jc w:val="left"/>
       </w:pPr>
       <w:r>
         <w:rPr>
-          <w:rFonts w:ascii="Arial" w:hAnsi="Arial"/>
-          <w:color w:val="44403C"/>
-          <w:sz w:val="19"/>
-        </w:rPr>
-        <w:t>Project Highlight (Website OdontoVieira): Built with Next.js focusing on local SEO ranking and advanced tag conversion tracking via Google Tag Manager (GTM), driving qualified patient leads to the client.</w:t>
-      </w:r>
-    </w:p>
-    <w:p>
-      <w:pPr>
-        <w:keepNext/>
-        <w:spacing w:before="160" w:after="80"/>
-      </w:pPr>
-      <w:r>
-        <w:rPr>
-          <w:rFonts w:ascii="Arial" w:hAnsi="Arial"/>
+          <w:rFonts w:ascii="Calibri" w:hAnsi="Calibri"/>
           <w:b/>
-          <w:color w:val="1C1917"/>
+          <w:color w:val="3730A3"/>
           <w:sz w:val="22"/>
-        </w:rPr>
-        <w:t>Full Stack Developer &amp; Implementer</w:t>
-      </w:r>
-      <w:r>
-        <w:rPr>
-          <w:rFonts w:ascii="Arial" w:hAnsi="Arial"/>
-          <w:color w:val="78716C"/>
-          <w:sz w:val="19"/>
-        </w:rPr>
-        <w:t xml:space="preserve">  |  AI Atende  |  Piedade, Jaboatão, PE (On-site)</w:t>
-      </w:r>
-      <w:r>
-        <w:rPr>
-          <w:rFonts w:ascii="Arial" w:hAnsi="Arial"/>
-          <w:i/>
-          <w:color w:val="5B21B6"/>
-          <w:sz w:val="19"/>
-        </w:rPr>
-        <w:t xml:space="preserve"> (2025 — 2026)</w:t>
-      </w:r>
-    </w:p>
-    <w:p>
-      <w:pPr>
-        <w:pStyle w:val="ListBullet"/>
-        <w:spacing w:before="0" w:after="60"/>
-      </w:pPr>
-      <w:r>
-        <w:rPr>
-          <w:rFonts w:ascii="Arial" w:hAnsi="Arial"/>
-          <w:color w:val="44403C"/>
-          <w:sz w:val="19"/>
-        </w:rPr>
-        <w:t>Developed full-stack modules in Javascript and TypeScript (JS/TSX) for AI-driven customer support panels.</w:t>
-      </w:r>
-    </w:p>
-    <w:p>
-      <w:pPr>
-        <w:pStyle w:val="ListBullet"/>
-        <w:spacing w:before="0" w:after="60"/>
-      </w:pPr>
-      <w:r>
-        <w:rPr>
-          <w:rFonts w:ascii="Arial" w:hAnsi="Arial"/>
-          <w:color w:val="44403C"/>
-          <w:sz w:val="19"/>
-        </w:rPr>
-        <w:t>Designed prompt engineering logic and human-computer interactions for automated customer messaging flows.</w:t>
-      </w:r>
-    </w:p>
-    <w:p>
-      <w:pPr>
-        <w:pStyle w:val="ListBullet"/>
-        <w:spacing w:before="0" w:after="60"/>
-      </w:pPr>
-      <w:r>
-        <w:rPr>
-          <w:rFonts w:ascii="Arial" w:hAnsi="Arial"/>
-          <w:color w:val="44403C"/>
-          <w:sz w:val="19"/>
-        </w:rPr>
-        <w:t>Administered VPS server instances and orchestrated microservices running inside Docker containers.</w:t>
-      </w:r>
-    </w:p>
-    <w:p>
-      <w:pPr>
-        <w:pStyle w:val="ListBullet"/>
-        <w:spacing w:before="0" w:after="60"/>
-      </w:pPr>
-      <w:r>
-        <w:rPr>
-          <w:rFonts w:ascii="Arial" w:hAnsi="Arial"/>
-          <w:color w:val="44403C"/>
-          <w:sz w:val="19"/>
-        </w:rPr>
-        <w:t>Customized CRM pipelines (Kommo) and built real-time messaging integrations to streamline response times and client routing.</w:t>
-      </w:r>
-    </w:p>
-    <w:p>
-      <w:pPr>
-        <w:keepNext/>
-        <w:pBdr>
-          <w:bottom w:val="single" w:sz="6" w:space="4" w:color="E7E5E4"/>
-        </w:pBdr>
-        <w:spacing w:before="240" w:after="160"/>
-      </w:pPr>
-      <w:r>
-        <w:rPr>
-          <w:rFonts w:ascii="Arial" w:hAnsi="Arial"/>
-          <w:b/>
-          <w:color w:val="5B21B6"/>
-          <w:sz w:val="24"/>
         </w:rPr>
         <w:t>Education</w:t>
       </w:r>
     </w:p>
     <w:p>
       <w:pPr>
-        <w:spacing w:before="0" w:after="80"/>
+        <w:spacing w:after="120" w:line="276" w:lineRule="auto"/>
+        <w:jc w:val="left"/>
       </w:pPr>
       <w:r>
         <w:rPr>
-          <w:rFonts w:ascii="Arial" w:hAnsi="Arial"/>
-          <w:b/>
-          <w:sz w:val="20"/>
-        </w:rPr>
-        <w:t>Postgraduate DevOps Specialization</w:t>
-      </w:r>
-      <w:r>
-        <w:rPr>
-          <w:rFonts w:ascii="Arial" w:hAnsi="Arial"/>
-          <w:color w:val="44403C"/>
+          <w:rFonts w:ascii="Calibri" w:hAnsi="Calibri"/>
+          <w:b w:val="0"/>
+          <w:color w:val="1F2937"/>
           <w:sz w:val="19"/>
         </w:rPr>
-        <w:t xml:space="preserve">  |  CESAR School  |  Recife, Brazil</w:t>
-      </w:r>
-      <w:r>
-        <w:rPr>
-          <w:rFonts w:ascii="Arial" w:hAnsi="Arial"/>
-          <w:i/>
-          <w:color w:val="5B21B6"/>
-          <w:sz w:val="19"/>
-        </w:rPr>
-        <w:t xml:space="preserve">  (2025 — March 2027 (Expected))</w:t>
+        <w:t>• Postgraduate Specialization in DevOps — CESAR School | 2025 — 03/2027 (Expected)</w:t>
+        <w:br/>
+        <w:t>• Technologist in Systems Analysis &amp; Development — Uninassau | 2022 — 2025</w:t>
+        <w:br/>
+        <w:t>• Bachelor's in Psychology — FACHO | 2018 — 2023</w:t>
       </w:r>
     </w:p>
     <w:p>
       <w:pPr>
-        <w:spacing w:before="0" w:after="80"/>
+        <w:spacing w:after="60" w:line="276" w:lineRule="auto"/>
+        <w:jc w:val="left"/>
       </w:pPr>
       <w:r>
         <w:rPr>
-          <w:rFonts w:ascii="Arial" w:hAnsi="Arial"/>
+          <w:rFonts w:ascii="Calibri" w:hAnsi="Calibri"/>
           <w:b/>
-          <w:sz w:val="20"/>
-        </w:rPr>
-        <w:t>Technologist in Systems Analysis &amp; Development</w:t>
-      </w:r>
-      <w:r>
-        <w:rPr>
-          <w:rFonts w:ascii="Arial" w:hAnsi="Arial"/>
-          <w:color w:val="44403C"/>
-          <w:sz w:val="19"/>
-        </w:rPr>
-        <w:t xml:space="preserve">  |  Uninassau  |  Recife, Brazil</w:t>
-      </w:r>
-      <w:r>
-        <w:rPr>
-          <w:rFonts w:ascii="Arial" w:hAnsi="Arial"/>
-          <w:i/>
-          <w:color w:val="5B21B6"/>
-          <w:sz w:val="19"/>
-        </w:rPr>
-        <w:t xml:space="preserve">  (2022 — 2025)</w:t>
-      </w:r>
-    </w:p>
-    <w:p>
-      <w:pPr>
-        <w:spacing w:before="0" w:after="80"/>
-      </w:pPr>
-      <w:r>
-        <w:rPr>
-          <w:rFonts w:ascii="Arial" w:hAnsi="Arial"/>
-          <w:b/>
-          <w:sz w:val="20"/>
-        </w:rPr>
-        <w:t>Bachelor of Science in Psychology</w:t>
-      </w:r>
-      <w:r>
-        <w:rPr>
-          <w:rFonts w:ascii="Arial" w:hAnsi="Arial"/>
-          <w:color w:val="44403C"/>
-          <w:sz w:val="19"/>
-        </w:rPr>
-        <w:t xml:space="preserve">  |  FACHO  |  Olinda, Brazil</w:t>
-      </w:r>
-      <w:r>
-        <w:rPr>
-          <w:rFonts w:ascii="Arial" w:hAnsi="Arial"/>
-          <w:i/>
-          <w:color w:val="5B21B6"/>
-          <w:sz w:val="19"/>
-        </w:rPr>
-        <w:t xml:space="preserve">  (2018 — 2023)</w:t>
-      </w:r>
-    </w:p>
-    <w:p>
-      <w:pPr>
-        <w:keepNext/>
-        <w:pBdr>
-          <w:bottom w:val="single" w:sz="6" w:space="4" w:color="E7E5E4"/>
-        </w:pBdr>
-        <w:spacing w:before="240" w:after="160"/>
-      </w:pPr>
-      <w:r>
-        <w:rPr>
-          <w:rFonts w:ascii="Arial" w:hAnsi="Arial"/>
-          <w:b/>
-          <w:color w:val="5B21B6"/>
-          <w:sz w:val="24"/>
+          <w:color w:val="3730A3"/>
+          <w:sz w:val="22"/>
         </w:rPr>
         <w:t>Certifications</w:t>
       </w:r>
     </w:p>
     <w:p>
       <w:pPr>
-        <w:pStyle w:val="ListBullet"/>
-        <w:spacing w:before="0" w:after="60"/>
+        <w:spacing w:after="40" w:line="276" w:lineRule="auto"/>
+        <w:jc w:val="left"/>
       </w:pPr>
       <w:r>
         <w:rPr>
-          <w:rFonts w:ascii="Arial" w:hAnsi="Arial"/>
-          <w:b/>
-          <w:color w:val="1C1917"/>
+          <w:rFonts w:ascii="Calibri" w:hAnsi="Calibri"/>
+          <w:b w:val="0"/>
+          <w:color w:val="1F2937"/>
           <w:sz w:val="19"/>
         </w:rPr>
-        <w:t xml:space="preserve">Red Hat System Administration I (RH-124 RHA) v10 ― </w:t>
-      </w:r>
-      <w:r>
-        <w:rPr>
-          <w:rFonts w:ascii="Arial" w:hAnsi="Arial"/>
-          <w:color w:val="44403C"/>
-          <w:sz w:val="19"/>
-        </w:rPr>
-        <w:t>Red Hat  |  Enterprise Linux administration.</w:t>
-      </w:r>
-    </w:p>
-    <w:p>
-      <w:pPr>
-        <w:pStyle w:val="ListBullet"/>
-        <w:spacing w:before="0" w:after="60"/>
-      </w:pPr>
-      <w:r>
-        <w:rPr>
-          <w:rFonts w:ascii="Arial" w:hAnsi="Arial"/>
-          <w:b/>
-          <w:color w:val="1C1917"/>
-          <w:sz w:val="19"/>
-        </w:rPr>
-        <w:t xml:space="preserve">Web Programming Professional ― </w:t>
-      </w:r>
-      <w:r>
-        <w:rPr>
-          <w:rFonts w:ascii="Arial" w:hAnsi="Arial"/>
-          <w:color w:val="44403C"/>
-          <w:sz w:val="19"/>
-        </w:rPr>
-        <w:t>SENAC  |  JavaScript, TypeScript, Angular, Node.js, Express, SQL, and Firebase.</w:t>
-      </w:r>
-    </w:p>
-    <w:p>
-      <w:pPr>
-        <w:pStyle w:val="ListBullet"/>
-        <w:spacing w:before="0" w:after="60"/>
-      </w:pPr>
-      <w:r>
-        <w:rPr>
-          <w:rFonts w:ascii="Arial" w:hAnsi="Arial"/>
-          <w:b/>
-          <w:color w:val="1C1917"/>
-          <w:sz w:val="19"/>
-        </w:rPr>
-        <w:t xml:space="preserve">Python Developer Certificate ― </w:t>
-      </w:r>
-      <w:r>
-        <w:rPr>
-          <w:rFonts w:ascii="Arial" w:hAnsi="Arial"/>
-          <w:color w:val="44403C"/>
-          <w:sz w:val="19"/>
-        </w:rPr>
-        <w:t>SENAC  |  Advanced Python, Django, PyQt6, REST APIs, and Railway deployments.</w:t>
-      </w:r>
-    </w:p>
-    <w:p>
-      <w:pPr>
-        <w:pStyle w:val="ListBullet"/>
-        <w:spacing w:before="0" w:after="60"/>
-      </w:pPr>
-      <w:r>
-        <w:rPr>
-          <w:rFonts w:ascii="Arial" w:hAnsi="Arial"/>
-          <w:b/>
-          <w:color w:val="1C1917"/>
-          <w:sz w:val="19"/>
-        </w:rPr>
-        <w:t xml:space="preserve">Advanced Speaking &amp; Writing English ― </w:t>
-      </w:r>
-      <w:r>
-        <w:rPr>
-          <w:rFonts w:ascii="Arial" w:hAnsi="Arial"/>
-          <w:color w:val="44403C"/>
-          <w:sz w:val="19"/>
-        </w:rPr>
-        <w:t>SENAC  |  Professional fluency and technical documentation writing.</w:t>
+        <w:t>• Red Hat System Administration I (RH-124 RHA) v10 — Red Hat (Enterprise Linux administration).</w:t>
+        <w:br/>
+        <w:t>• Web Programming Professional — SENAC (JavaScript, TypeScript, Angular, Node.js, Express, CRUD, SQL, Firebase).</w:t>
+        <w:br/>
+        <w:t>• Python Developer Certificate — SENAC (Advanced Python, Django, PyQt6, REST APIs, PostgreSQL, Railway).</w:t>
+        <w:br/>
+        <w:t>• Advanced Conversational and Technical English — SENAC (Professional technical fluency for international business).</w:t>
       </w:r>
     </w:p>
     <w:sectPr>
       <w:pgSz w:w="12240" w:h="15840"/>
-      <w:pgMar w:top="1152" w:right="1152" w:bottom="1152" w:left="1152" w:header="720" w:footer="720" w:gutter="0"/>
+      <w:pgMar w:top="720" w:right="864" w:bottom="720" w:left="864" w:header="720" w:footer="720" w:gutter="0"/>
       <w:cols w:space="720"/>
       <w:docGrid w:linePitch="360"/>
     </w:sectPr>

--- a/public/Resume-Julio-Santos.docx
+++ b/public/Resume-Julio-Santos.docx
@@ -46,7 +46,7 @@
         </w:rPr>
         <w:t>Paulista, PE — Brazil | +55 (81) 98660-1822 | juliorasantos@gmail.com</w:t>
         <w:br/>
-        <w:t>linkedin.com/in/juliorasantos | github.com/Shuralot</w:t>
+        <w:t>portifoliosantos-eight.vercel.app | linkedin.com/in/juliorasantos | github.com/Shuralot</w:t>
       </w:r>
     </w:p>
     <w:p>
